--- a/public/word-template/surat_pemberitahuan_dimulainya_penyidikan_2026.docx
+++ b/public/word-template/surat_pemberitahuan_dimulainya_penyidikan_2026.docx
@@ -21,13 +21,13 @@
         <w:tblLook w:val="04A0" w:firstRow="1" w:lastRow="0" w:firstColumn="1" w:lastColumn="0" w:noHBand="0" w:noVBand="1"/>
       </w:tblPr>
       <w:tblGrid>
-        <w:gridCol w:w="5350"/>
-        <w:gridCol w:w="4289"/>
+        <w:gridCol w:w="4962"/>
+        <w:gridCol w:w="4677"/>
       </w:tblGrid>
       <w:tr>
         <w:tc>
           <w:tcPr>
-            <w:tcW w:w="5350" w:type="dxa"/>
+            <w:tcW w:w="4962" w:type="dxa"/>
           </w:tcPr>
           <w:tbl>
             <w:tblPr>
@@ -69,7 +69,7 @@
                       <w:lang w:val="en-US"/>
                     </w:rPr>
                     <w:drawing>
-                      <wp:inline distT="0" distB="0" distL="0" distR="0" wp14:anchorId="6F461E11" wp14:editId="2DECEFCD">
+                      <wp:inline distT="0" distB="0" distL="0" distR="0" wp14:anchorId="6F461E11" wp14:editId="7F945284">
                         <wp:extent cx="738127" cy="690404"/>
                         <wp:effectExtent l="0" t="0" r="5080" b="0"/>
                         <wp:docPr id="6" name="Picture 6"/>
@@ -214,7 +214,7 @@
         </w:tc>
         <w:tc>
           <w:tcPr>
-            <w:tcW w:w="4289" w:type="dxa"/>
+            <w:tcW w:w="4677" w:type="dxa"/>
             <w:vAlign w:val="bottom"/>
           </w:tcPr>
           <w:p>
@@ -1350,7 +1350,6 @@
               </w:rPr>
             </w:pPr>
             <w:proofErr w:type="spellStart"/>
-            <w:proofErr w:type="gramStart"/>
             <w:r>
               <w:rPr>
                 <w:rFonts w:ascii="Arial" w:eastAsia="Times New Roman" w:hAnsi="Arial" w:cs="Arial"/>
@@ -1366,7 +1365,6 @@
               </w:rPr>
               <w:t xml:space="preserve"> :</w:t>
             </w:r>
-            <w:proofErr w:type="gramEnd"/>
           </w:p>
         </w:tc>
       </w:tr>
@@ -3167,21 +3165,21 @@
               <w:rPr>
                 <w:rFonts w:ascii="Arial" w:hAnsi="Arial" w:cs="Arial"/>
               </w:rPr>
-              <w:t xml:space="preserve"> </w:t>
-            </w:r>
-            <w:proofErr w:type="spellStart"/>
-            <w:r>
-              <w:rPr>
-                <w:rFonts w:ascii="Arial" w:hAnsi="Arial" w:cs="Arial"/>
-              </w:rPr>
-              <w:t>tersangka</w:t>
-            </w:r>
-            <w:proofErr w:type="spellEnd"/>
-            <w:r>
-              <w:rPr>
-                <w:rFonts w:ascii="Arial" w:hAnsi="Arial" w:cs="Arial"/>
-              </w:rPr>
-              <w:t xml:space="preserve"> </w:t>
+              <w:t xml:space="preserve"> ${</w:t>
+            </w:r>
+            <w:proofErr w:type="spellStart"/>
+            <w:r>
+              <w:rPr>
+                <w:rFonts w:ascii="Arial" w:hAnsi="Arial" w:cs="Arial"/>
+              </w:rPr>
+              <w:t>partyTypeLabel</w:t>
+            </w:r>
+            <w:proofErr w:type="spellEnd"/>
+            <w:r>
+              <w:rPr>
+                <w:rFonts w:ascii="Arial" w:hAnsi="Arial" w:cs="Arial"/>
+              </w:rPr>
+              <w:t xml:space="preserve">} </w:t>
             </w:r>
             <w:proofErr w:type="spellStart"/>
             <w:r>
@@ -3341,7 +3339,7 @@
               <w:tblStyle w:val="TableGrid"/>
               <w:tblpPr w:leftFromText="180" w:rightFromText="180" w:vertAnchor="text" w:horzAnchor="margin" w:tblpY="98"/>
               <w:tblOverlap w:val="never"/>
-              <w:tblW w:w="8505" w:type="dxa"/>
+              <w:tblW w:w="9356" w:type="dxa"/>
               <w:tblBorders>
                 <w:top w:val="none" w:sz="0" w:space="0" w:color="auto"/>
                 <w:left w:val="none" w:sz="0" w:space="0" w:color="auto"/>
@@ -3360,7 +3358,7 @@
               <w:gridCol w:w="450"/>
               <w:gridCol w:w="2385"/>
               <w:gridCol w:w="142"/>
-              <w:gridCol w:w="5528"/>
+              <w:gridCol w:w="6379"/>
             </w:tblGrid>
             <w:tr>
               <w:tc>
@@ -3433,7 +3431,7 @@
               </w:tc>
               <w:tc>
                 <w:tcPr>
-                  <w:tcW w:w="5528" w:type="dxa"/>
+                  <w:tcW w:w="6379" w:type="dxa"/>
                 </w:tcPr>
                 <w:p>
                   <w:pPr>
@@ -3565,7 +3563,7 @@
               </w:tc>
               <w:tc>
                 <w:tcPr>
-                  <w:tcW w:w="5528" w:type="dxa"/>
+                  <w:tcW w:w="6379" w:type="dxa"/>
                 </w:tcPr>
                 <w:p>
                   <w:pPr>
@@ -3676,7 +3674,7 @@
               </w:tc>
               <w:tc>
                 <w:tcPr>
-                  <w:tcW w:w="5528" w:type="dxa"/>
+                  <w:tcW w:w="6379" w:type="dxa"/>
                 </w:tcPr>
                 <w:p>
                   <w:pPr>
@@ -3785,7 +3783,7 @@
               </w:tc>
               <w:tc>
                 <w:tcPr>
-                  <w:tcW w:w="5528" w:type="dxa"/>
+                  <w:tcW w:w="6379" w:type="dxa"/>
                 </w:tcPr>
                 <w:p>
                   <w:pPr>
@@ -3922,7 +3920,7 @@
               </w:tc>
               <w:tc>
                 <w:tcPr>
-                  <w:tcW w:w="5528" w:type="dxa"/>
+                  <w:tcW w:w="6379" w:type="dxa"/>
                 </w:tcPr>
                 <w:p>
                   <w:pPr>
@@ -4054,7 +4052,7 @@
               </w:tc>
               <w:tc>
                 <w:tcPr>
-                  <w:tcW w:w="5528" w:type="dxa"/>
+                  <w:tcW w:w="6379" w:type="dxa"/>
                 </w:tcPr>
                 <w:p>
                   <w:pPr>
@@ -4166,7 +4164,7 @@
               </w:tc>
               <w:tc>
                 <w:tcPr>
-                  <w:tcW w:w="5528" w:type="dxa"/>
+                  <w:tcW w:w="6379" w:type="dxa"/>
                 </w:tcPr>
                 <w:p>
                   <w:pPr>
@@ -4278,7 +4276,7 @@
               </w:tc>
               <w:tc>
                 <w:tcPr>
-                  <w:tcW w:w="5528" w:type="dxa"/>
+                  <w:tcW w:w="6379" w:type="dxa"/>
                 </w:tcPr>
                 <w:p>
                   <w:pPr>
@@ -4338,62 +4336,6 @@
               </w:rPr>
             </w:pPr>
           </w:p>
-          <w:p>
-            <w:pPr>
-              <w:jc w:val="both"/>
-              <w:rPr>
-                <w:rFonts w:ascii="Arial" w:hAnsi="Arial" w:cs="Arial"/>
-              </w:rPr>
-            </w:pPr>
-          </w:p>
-          <w:p>
-            <w:pPr>
-              <w:jc w:val="both"/>
-              <w:rPr>
-                <w:rFonts w:ascii="Arial" w:hAnsi="Arial" w:cs="Arial"/>
-              </w:rPr>
-            </w:pPr>
-          </w:p>
-          <w:p>
-            <w:pPr>
-              <w:jc w:val="both"/>
-              <w:rPr>
-                <w:rFonts w:ascii="Arial" w:hAnsi="Arial" w:cs="Arial"/>
-              </w:rPr>
-            </w:pPr>
-          </w:p>
-          <w:p>
-            <w:pPr>
-              <w:jc w:val="both"/>
-              <w:rPr>
-                <w:rFonts w:ascii="Arial" w:hAnsi="Arial" w:cs="Arial"/>
-              </w:rPr>
-            </w:pPr>
-          </w:p>
-          <w:p>
-            <w:pPr>
-              <w:jc w:val="both"/>
-              <w:rPr>
-                <w:rFonts w:ascii="Arial" w:hAnsi="Arial" w:cs="Arial"/>
-              </w:rPr>
-            </w:pPr>
-          </w:p>
-          <w:p>
-            <w:pPr>
-              <w:jc w:val="both"/>
-              <w:rPr>
-                <w:rFonts w:ascii="Arial" w:hAnsi="Arial" w:cs="Arial"/>
-              </w:rPr>
-            </w:pPr>
-          </w:p>
-          <w:p>
-            <w:pPr>
-              <w:jc w:val="both"/>
-              <w:rPr>
-                <w:rFonts w:ascii="Arial" w:hAnsi="Arial" w:cs="Arial"/>
-              </w:rPr>
-            </w:pPr>
-          </w:p>
         </w:tc>
       </w:tr>
       <w:tr>
@@ -4724,37 +4666,6 @@
               <w:t>;</w:t>
             </w:r>
           </w:p>
-        </w:tc>
-      </w:tr>
-      <w:tr>
-        <w:tc>
-          <w:tcPr>
-            <w:tcW w:w="279" w:type="dxa"/>
-          </w:tcPr>
-          <w:p>
-            <w:pPr>
-              <w:jc w:val="both"/>
-              <w:rPr>
-                <w:rFonts w:ascii="Arial" w:eastAsia="Times New Roman" w:hAnsi="Arial" w:cs="Arial"/>
-                <w:shd w:val="clear" w:color="auto" w:fill="FFFFFF"/>
-                <w:lang w:eastAsia="en-ID"/>
-              </w:rPr>
-            </w:pPr>
-            <w:r>
-              <w:rPr>
-                <w:rFonts w:ascii="Arial" w:eastAsia="Times New Roman" w:hAnsi="Arial" w:cs="Arial"/>
-                <w:shd w:val="clear" w:color="auto" w:fill="FFFFFF"/>
-                <w:lang w:eastAsia="en-ID"/>
-              </w:rPr>
-              <w:t>4.</w:t>
-            </w:r>
-          </w:p>
-        </w:tc>
-        <w:tc>
-          <w:tcPr>
-            <w:tcW w:w="9360" w:type="dxa"/>
-            <w:gridSpan w:val="7"/>
-          </w:tcPr>
           <w:p>
             <w:pPr>
               <w:tabs>
@@ -4767,6 +4678,50 @@
                 <w:lang w:eastAsia="en-ID"/>
               </w:rPr>
             </w:pPr>
+          </w:p>
+        </w:tc>
+      </w:tr>
+      <w:tr>
+        <w:tc>
+          <w:tcPr>
+            <w:tcW w:w="279" w:type="dxa"/>
+          </w:tcPr>
+          <w:p>
+            <w:pPr>
+              <w:jc w:val="both"/>
+              <w:rPr>
+                <w:rFonts w:ascii="Arial" w:eastAsia="Times New Roman" w:hAnsi="Arial" w:cs="Arial"/>
+                <w:shd w:val="clear" w:color="auto" w:fill="FFFFFF"/>
+                <w:lang w:eastAsia="en-ID"/>
+              </w:rPr>
+            </w:pPr>
+            <w:r>
+              <w:rPr>
+                <w:rFonts w:ascii="Arial" w:eastAsia="Times New Roman" w:hAnsi="Arial" w:cs="Arial"/>
+                <w:shd w:val="clear" w:color="auto" w:fill="FFFFFF"/>
+                <w:lang w:eastAsia="en-ID"/>
+              </w:rPr>
+              <w:t>4.</w:t>
+            </w:r>
+          </w:p>
+        </w:tc>
+        <w:tc>
+          <w:tcPr>
+            <w:tcW w:w="9360" w:type="dxa"/>
+            <w:gridSpan w:val="7"/>
+          </w:tcPr>
+          <w:p>
+            <w:pPr>
+              <w:tabs>
+                <w:tab w:val="left" w:pos="1152"/>
+              </w:tabs>
+              <w:jc w:val="both"/>
+              <w:rPr>
+                <w:rFonts w:ascii="Arial" w:eastAsia="Times New Roman" w:hAnsi="Arial" w:cs="Arial"/>
+                <w:shd w:val="clear" w:color="auto" w:fill="FFFFFF"/>
+                <w:lang w:eastAsia="en-ID"/>
+              </w:rPr>
+            </w:pPr>
             <w:proofErr w:type="spellStart"/>
             <w:r>
               <w:rPr>
@@ -4909,25 +4864,7 @@
                 <w:shd w:val="clear" w:color="auto" w:fill="FFFFFF"/>
                 <w:lang w:eastAsia="en-ID"/>
               </w:rPr>
-              <w:t xml:space="preserve"> </w:t>
-            </w:r>
-            <w:proofErr w:type="spellStart"/>
-            <w:r>
-              <w:rPr>
-                <w:rFonts w:ascii="Arial" w:eastAsia="Times New Roman" w:hAnsi="Arial" w:cs="Arial"/>
-                <w:shd w:val="clear" w:color="auto" w:fill="FFFFFF"/>
-                <w:lang w:eastAsia="en-ID"/>
-              </w:rPr>
-              <w:t>terima</w:t>
-            </w:r>
-            <w:proofErr w:type="spellEnd"/>
-            <w:r>
-              <w:rPr>
-                <w:rFonts w:ascii="Arial" w:eastAsia="Times New Roman" w:hAnsi="Arial" w:cs="Arial"/>
-                <w:shd w:val="clear" w:color="auto" w:fill="FFFFFF"/>
-                <w:lang w:eastAsia="en-ID"/>
-              </w:rPr>
-              <w:t xml:space="preserve"> </w:t>
+              <w:t xml:space="preserve"> terima </w:t>
             </w:r>
             <w:proofErr w:type="spellStart"/>
             <w:r>
@@ -4947,6 +4884,150 @@
               </w:rPr>
               <w:t>.</w:t>
             </w:r>
+          </w:p>
+        </w:tc>
+      </w:tr>
+      <w:tr>
+        <w:tc>
+          <w:tcPr>
+            <w:tcW w:w="279" w:type="dxa"/>
+          </w:tcPr>
+          <w:p>
+            <w:pPr>
+              <w:jc w:val="both"/>
+              <w:rPr>
+                <w:rFonts w:ascii="Arial" w:eastAsia="Times New Roman" w:hAnsi="Arial" w:cs="Arial"/>
+                <w:shd w:val="clear" w:color="auto" w:fill="FFFFFF"/>
+                <w:lang w:eastAsia="en-ID"/>
+              </w:rPr>
+            </w:pPr>
+          </w:p>
+        </w:tc>
+        <w:tc>
+          <w:tcPr>
+            <w:tcW w:w="9360" w:type="dxa"/>
+            <w:gridSpan w:val="7"/>
+          </w:tcPr>
+          <w:p>
+            <w:pPr>
+              <w:tabs>
+                <w:tab w:val="left" w:pos="1152"/>
+              </w:tabs>
+              <w:jc w:val="both"/>
+              <w:rPr>
+                <w:rFonts w:ascii="Arial" w:eastAsia="Times New Roman" w:hAnsi="Arial" w:cs="Arial"/>
+                <w:shd w:val="clear" w:color="auto" w:fill="FFFFFF"/>
+                <w:lang w:eastAsia="en-ID"/>
+              </w:rPr>
+            </w:pPr>
+          </w:p>
+        </w:tc>
+      </w:tr>
+      <w:tr>
+        <w:tc>
+          <w:tcPr>
+            <w:tcW w:w="279" w:type="dxa"/>
+          </w:tcPr>
+          <w:p>
+            <w:pPr>
+              <w:jc w:val="both"/>
+              <w:rPr>
+                <w:rFonts w:ascii="Arial" w:eastAsia="Times New Roman" w:hAnsi="Arial" w:cs="Arial"/>
+                <w:shd w:val="clear" w:color="auto" w:fill="FFFFFF"/>
+                <w:lang w:eastAsia="en-ID"/>
+              </w:rPr>
+            </w:pPr>
+          </w:p>
+        </w:tc>
+        <w:tc>
+          <w:tcPr>
+            <w:tcW w:w="9360" w:type="dxa"/>
+            <w:gridSpan w:val="7"/>
+          </w:tcPr>
+          <w:p>
+            <w:pPr>
+              <w:tabs>
+                <w:tab w:val="left" w:pos="1152"/>
+              </w:tabs>
+              <w:jc w:val="both"/>
+              <w:rPr>
+                <w:rFonts w:ascii="Arial" w:eastAsia="Times New Roman" w:hAnsi="Arial" w:cs="Arial"/>
+                <w:shd w:val="clear" w:color="auto" w:fill="FFFFFF"/>
+                <w:lang w:eastAsia="en-ID"/>
+              </w:rPr>
+            </w:pPr>
+          </w:p>
+        </w:tc>
+      </w:tr>
+      <w:tr>
+        <w:tc>
+          <w:tcPr>
+            <w:tcW w:w="279" w:type="dxa"/>
+          </w:tcPr>
+          <w:p>
+            <w:pPr>
+              <w:jc w:val="both"/>
+              <w:rPr>
+                <w:rFonts w:ascii="Arial" w:eastAsia="Times New Roman" w:hAnsi="Arial" w:cs="Arial"/>
+                <w:shd w:val="clear" w:color="auto" w:fill="FFFFFF"/>
+                <w:lang w:eastAsia="en-ID"/>
+              </w:rPr>
+            </w:pPr>
+          </w:p>
+        </w:tc>
+        <w:tc>
+          <w:tcPr>
+            <w:tcW w:w="9360" w:type="dxa"/>
+            <w:gridSpan w:val="7"/>
+          </w:tcPr>
+          <w:p>
+            <w:pPr>
+              <w:tabs>
+                <w:tab w:val="left" w:pos="1152"/>
+              </w:tabs>
+              <w:jc w:val="both"/>
+              <w:rPr>
+                <w:rFonts w:ascii="Arial" w:eastAsia="Times New Roman" w:hAnsi="Arial" w:cs="Arial"/>
+                <w:shd w:val="clear" w:color="auto" w:fill="FFFFFF"/>
+                <w:lang w:eastAsia="en-ID"/>
+              </w:rPr>
+            </w:pPr>
+          </w:p>
+        </w:tc>
+      </w:tr>
+      <w:tr>
+        <w:tc>
+          <w:tcPr>
+            <w:tcW w:w="279" w:type="dxa"/>
+          </w:tcPr>
+          <w:p>
+            <w:pPr>
+              <w:jc w:val="both"/>
+              <w:rPr>
+                <w:rFonts w:ascii="Arial" w:eastAsia="Times New Roman" w:hAnsi="Arial" w:cs="Arial"/>
+                <w:shd w:val="clear" w:color="auto" w:fill="FFFFFF"/>
+                <w:lang w:eastAsia="en-ID"/>
+              </w:rPr>
+            </w:pPr>
+          </w:p>
+        </w:tc>
+        <w:tc>
+          <w:tcPr>
+            <w:tcW w:w="9360" w:type="dxa"/>
+            <w:gridSpan w:val="7"/>
+          </w:tcPr>
+          <w:p>
+            <w:pPr>
+              <w:tabs>
+                <w:tab w:val="left" w:pos="1152"/>
+              </w:tabs>
+              <w:jc w:val="both"/>
+              <w:rPr>
+                <w:rFonts w:ascii="Arial" w:eastAsia="Times New Roman" w:hAnsi="Arial" w:cs="Arial"/>
+                <w:shd w:val="clear" w:color="auto" w:fill="FFFFFF"/>
+                <w:lang w:eastAsia="en-ID"/>
+              </w:rPr>
+            </w:pPr>
           </w:p>
         </w:tc>
       </w:tr>
@@ -5002,12 +5083,12 @@
               <w:tblLook w:val="04A0" w:firstRow="1" w:lastRow="0" w:firstColumn="1" w:lastColumn="0" w:noHBand="0" w:noVBand="1"/>
             </w:tblPr>
             <w:tblGrid>
-              <w:gridCol w:w="3686"/>
+              <w:gridCol w:w="3969"/>
             </w:tblGrid>
             <w:tr>
               <w:tc>
                 <w:tcPr>
-                  <w:tcW w:w="3686" w:type="dxa"/>
+                  <w:tcW w:w="3969" w:type="dxa"/>
                 </w:tcPr>
                 <w:p>
                   <w:pPr>
@@ -5021,7 +5102,7 @@
             <w:tr>
               <w:tc>
                 <w:tcPr>
-                  <w:tcW w:w="3686" w:type="dxa"/>
+                  <w:tcW w:w="3969" w:type="dxa"/>
                 </w:tcPr>
                 <w:p>
                   <w:pPr>
@@ -5035,7 +5116,7 @@
             <w:tr>
               <w:tc>
                 <w:tcPr>
-                  <w:tcW w:w="3686" w:type="dxa"/>
+                  <w:tcW w:w="3969" w:type="dxa"/>
                 </w:tcPr>
                 <w:p>
                   <w:pPr>
@@ -5044,7 +5125,6 @@
                     </w:rPr>
                   </w:pPr>
                   <w:proofErr w:type="spellStart"/>
-                  <w:proofErr w:type="gramStart"/>
                   <w:r>
                     <w:rPr>
                       <w:rFonts w:ascii="Arial" w:hAnsi="Arial" w:cs="Arial"/>
@@ -5058,14 +5138,13 @@
                     </w:rPr>
                     <w:t xml:space="preserve"> :</w:t>
                   </w:r>
-                  <w:proofErr w:type="gramEnd"/>
                 </w:p>
               </w:tc>
             </w:tr>
             <w:tr>
               <w:tc>
                 <w:tcPr>
-                  <w:tcW w:w="3686" w:type="dxa"/>
+                  <w:tcW w:w="3969" w:type="dxa"/>
                 </w:tcPr>
                 <w:p>
                   <w:pPr>
@@ -5145,7 +5224,6 @@
                     <w:rPr>
                       <w:rFonts w:ascii="Arial" w:hAnsi="Arial" w:cs="Arial"/>
                     </w:rPr>
-                    <w:lastRenderedPageBreak/>
                     <w:t>${/</w:t>
                   </w:r>
                   <w:proofErr w:type="spellStart"/>
@@ -5168,7 +5246,7 @@
             <w:tr>
               <w:tc>
                 <w:tcPr>
-                  <w:tcW w:w="3686" w:type="dxa"/>
+                  <w:tcW w:w="3969" w:type="dxa"/>
                 </w:tcPr>
                 <w:p>
                   <w:pPr>
@@ -5182,7 +5260,7 @@
             <w:tr>
               <w:tc>
                 <w:tcPr>
-                  <w:tcW w:w="3686" w:type="dxa"/>
+                  <w:tcW w:w="3969" w:type="dxa"/>
                 </w:tcPr>
                 <w:p>
                   <w:pPr>
@@ -5299,6 +5377,14 @@
                       <w:color w:val="000000"/>
                     </w:rPr>
                   </w:pPr>
+                  <w:r>
+                    <w:rPr>
+                      <w:rFonts w:ascii="Arial" w:eastAsia="Arial Narrow" w:hAnsi="Arial" w:cs="Arial"/>
+                      <w:bCs/>
+                      <w:color w:val="000000"/>
+                    </w:rPr>
+                    <w:t>${signatoryPositionName}</w:t>
+                  </w:r>
                 </w:p>
                 <w:p>
                   <w:pPr>
@@ -5411,7 +5497,6 @@
                       <w:bCs/>
                       <w:color w:val="000000"/>
                     </w:rPr>
-                    <w:lastRenderedPageBreak/>
                     <w:t>${</w:t>
                   </w:r>
                   <w:proofErr w:type="spellStart"/>
